--- a/public/documents/proekty-docx/20-plan-i-cheklist-gosuslugi.docx
+++ b/public/documents/proekty-docx/20-plan-i-cheklist-gosuslugi.docx
@@ -336,7 +336,7 @@
           <w:b w:val="0"/>
           <w:i w:val="0"/>
         </w:rPr>
-        <w:t>[ ] Выбрать LMS и российское/допустимое ПО; оформить договоры/лицензии, домен, хостинг, видеосвязь, электронные ресурсы.</w:t>
+        <w:t>[x] Выбрана образовательная платформа «Синтагма». [ ] Получить и подписать фактический договор/лицензию, затем внести его номер, дату, срок и стороны без оформления задним числом; подтвердить домен, хостинг, видеосвязь и электронные ресурсы.</w:t>
       </w:r>
     </w:p>
     <w:p>
